--- a/外部TPU让OCS换了账本没换买家.docx
+++ b/外部TPU让OCS换了账本没换买家.docx
@@ -317,7 +317,7 @@
           <w:sz w:val="21"/>
           <w:szCs w:val="21"/>
         </w:rPr>
-        <w:t xml:space="preserve">2025年12月，博通披露Anthropic下了100亿美元的Ironwood整机柜订单，随后追加110亿美元，CFO当时提示整机柜会转手更多非博通部件，拉低毛利率（博通FQ4'25业绩电话会）。到2026年6月，被问到整机柜与芯片的口径时，陈福阳的回答是不做整机柜，只做芯片（博通FQ2'26业绩电话会）。同期10-Q显示，购买AI整机柜并出租给客户的协议已转给Apollo，博通为5年期租约提供最高约290亿美元的担保（博通10-Q，2026-06-09）。据英国《金融时报》报道，这批约1GW、约100万颗TPU由谷歌经博通转入投资载体，再租给Anthropic（FT，2026-08-04）。博通与谷歌的供应保障协议写的是用于谷歌下一代AI机柜的网络及其他部件，公开文件都没有提到OCS（博通8-K，2026-04-06）。笔者判断，外部pod的整机与OCS由谷歌体系供货，博通负责芯片、转售与信用。</w:t>
+        <w:t xml:space="preserve">2025年12月，博通披露Anthropic下了100亿美元的Ironwood整机柜订单，随后追加110亿美元，CFO当时提示整机柜会转手更多非博通部件，拉低毛利率（博通FQ4'25业绩电话会）。到2026年6月，被问到整机柜与芯片的口径时，陈福阳的回答是不做整机柜，只做芯片（博通FQ2'26业绩电话会）。同期10-Q显示，购买AI整机柜并出租给客户的协议已转给Apollo，博通为5年期租约提供最高约290亿美元的担保（博通10-Q，2026-06-09）。据英国《金融时报》报道，这批约1GW、约100万颗TPU由谷歌经博通转入投资载体，再租给Anthropic；4月约定的3.5GW同样是谷歌把TPU硬件卖给博通，博通10-Q中约1,281亿美元的采购承诺据称几乎全部对应这笔采购（FT，2026-08-04；博通10-Q）。博通与谷歌的供应保障协议写的是用于谷歌下一代AI机柜的网络及其他部件，公开文件都没有提到OCS（博通8-K，2026-04-06）。笔者判断，外部pod的整机与OCS由谷歌体系供货，博通负责芯片、转售与信用。</w:t>
       </w:r>
     </w:p>
     <w:p>
@@ -676,7 +676,7 @@
           <w:sz w:val="21"/>
           <w:szCs w:val="21"/>
         </w:rPr>
-        <w:t xml:space="preserve">假设每GW装60万到100万颗、每颗配1.25个OCS端口，5GW的8i约需1.3万到2.2万台OCS。口径上，Anthropic在5月的两篇官方公告中都把与谷歌、博通的TPU协议写作5GW，博通8-K披露其中约3.5GW经博通获取；与亚马逊的最高5GW是Trainium，另属一项协议（Anthropic，2026-05-06、2026-05-28；博通8-K）。8-K同时写明，扩容后的算力消耗取决于Anthropic的商业进展，2027年以后的数字属于需求口径。</w:t>
+        <w:t xml:space="preserve">8i的单颗功耗没有公开，假设每GW装50万到100万颗、每颗配1.25个OCS端口，5GW的8i约需1.1万到2.2万台OCS。口径上，Anthropic在5月的两篇官方公告中都把与谷歌、博通的TPU协议写作5GW，博通8-K披露其中约3.5GW经博通获取；与亚马逊的最高5GW是Trainium，另属一项协议（Anthropic，2026-05-06、2026-05-28；博通8-K）。8-K同时写明，扩容后的算力消耗取决于Anthropic的商业进展，2027年以后的数字属于需求口径。</w:t>
       </w:r>
     </w:p>
     <w:p>
@@ -778,7 +778,7 @@
           <w:sz w:val="21"/>
           <w:szCs w:val="21"/>
         </w:rPr>
-        <w:t xml:space="preserve">2026年2月，Meta与谷歌签下多年期、数十亿美元的TPU租用协议，在自有机房部署TPU的谈判当时没有结果（路透援引The Information，2026-02-26），截至9月底也未见成交公告。Meta自研芯片走的是另一条路：4月与博通签订的MTIA协议首期超过1GW，scale-up、scale-out与跨园区互联都用以太网（博通公告，2026-04-14），博通在9月表示到2028年MTIA的部署可见度为3GW（博通FQ3'26业绩电话会）。Muse系列模型与应用的算力构成没有披露，即便用到TPU，也是租用谷歌机房里的容量，对OCS而言Meta是间接需求方。</w:t>
+        <w:t xml:space="preserve">2026年2月，Meta与谷歌签下多年期、数十亿美元的TPU租用协议，在自有机房部署TPU的谈判当时没有结果（路透援引The Information，2026-02-26），截至9月底也未见成交公告。Meta自研芯片走的是另一条路：4月与博通签订的MTIA协议首期超过1GW，定位为多GW部署的第一阶段，scale-up、scale-out与跨园区互联都用以太网（博通公告，2026-04-14）。Muse系列模型与应用的算力构成没有披露，即便用到TPU，也是租用谷歌机房里的容量，对OCS而言Meta是间接需求方。</w:t>
       </w:r>
     </w:p>
     <w:p>
